--- a/companies/calderwood-partners/People/2018.03.24 - Onboarding - Steven Hunt.docx
+++ b/companies/calderwood-partners/People/2018.03.24 - Onboarding - Steven Hunt.docx
@@ -7,27 +7,27 @@
         <w:pStyle w:val="Heading1"/>
       </w:pPr>
       <w:r>
-        <w:t>Onboarding: Steven Hunt, Research Associate</w:t>
+        <w:t>A Note for Steven Hunt on Joining the Firm</w:t>
       </w:r>
     </w:p>
     <w:p>
       <w:r>
-        <w:t>Steven Hunt joins the Advisory practice this week as a Research Associate. His ground is the market and competitor side of our research: the outside picture an engagement depends on, the read of who else occupies a client's market and how they are moving in it. He takes in a landscape quickly and is willing to say early what he thinks it means, which is useful on a file that cannot wait for certainty, so long as the early read is labeled for what it is. That pairing of pace and candor is what we hired him for, and it is well suited to the seat.</w:t>
+        <w:t>It is a pleasure to welcome you to Calderwood Partners, Steven Hunt. You join the Advisory practice as a Research Associate, and the part of the work that will fall to you is the market and company research that frames the opening weeks of an engagement: taking a brief that is often thin at the start and building from it a profile the team can actually use before it first sits down with a client. It is quick, resourceful work by nature, and I would say at the outset that the quality we value in it is not polish but honesty about its own reach, since a profile that marks plainly where the picture is thin serves the people building on it far better than one that reads as settled where it is not.</w:t>
       </w:r>
     </w:p>
     <w:p>
       <w:r>
-        <w:t>Steven Hunt reports to Jason Torres, Principal. Jason will hand him his first requests and set the order in which they arrive, so that the opening weeks build into a steady flow rather than landing all at once. In these first weeks he should treat those early assignments as a way of learning the range of what we ask for, not only the tasks in front of him. When two teams want the same hours from him, Jason decides; Steven should bring that conflict up rather than settle for himself whose request waits.</w:t>
+        <w:t>You will report to Jason Torres, Principal, who will set your assignments, decide how your time is divided across the engagements in flight, and be the first reader of anything you prepare for a team's use. I would encourage you to treat his questions as the quickest route into the firm's standards rather than as a gate to clear, and to bring to the work the candor he and I both prize: where a profile rests on a thin or a single source, say so on the face of it, because a team that knows which parts of your picture are firm and which are provisional can build on it safely, while one that cannot tell the difference will sooner or later build on the wrong part.</w:t>
       </w:r>
     </w:p>
     <w:p>
       <w:r>
-        <w:t>The practical setup runs through Operations in the first day or two, and his desk is on the analyst floor with the rest of Advisory. The opening week is best spent reading into a handful of recent files, so that he has a feel for the questions we are asked before they begin arriving on his desk. One point is specific to how he writes. His notes are lively, which we value and do not want tamed; they also, on occasion, run a step ahead of what the sources will carry. When they do, the remedy is to tighten the claim and keep the caveat fastened to it, not to strip the note of the energy that makes it worth reading.</w:t>
+        <w:t>On the practical matters, your paperwork and your systems access will be in order before your first morning, and Jason means to attach you to a live engagement within your first days, on the firm's long preference for teaching the method on real work rather than describing it in a note such as this. Through the opening month I would ask mainly that you watch how the senior people turn a thin brief into something a team can rely on before you take a great deal of it on yourself, since that judgment is a good deal easier to watch at close range than to set down in writing.</w:t>
       </w:r>
     </w:p>
     <w:p>
       <w:r>
-        <w:t>The standard we hold research to here is easy to state. When the evidence is thin, say so, and mark the gap plainly; a note honest about what it could not establish is worth more to us than one that looks finished and conceals a hole. Steven Hunt has that instinct already, from what we have seen of his work, and the task of the first months is to keep it as the requests begin to move faster. Julie Ramsey will read a piece or two of his early work while the conventions are still settling, which is ordinary for anyone new to the research bench and no cause for concern.</w:t>
+        <w:t>Your first concrete step is to sit down with Jason Torres this week, let him walk you through the engagement he has in mind, and agree how the two of you will work together; anything that falls outside that conversation, or that you would rather raise apart from your reporting line, you are welcome to bring to me directly. I am Julie Ramsey, and the firm is glad to have you.</w:t>
       </w:r>
     </w:p>
     <w:sectPr>
